--- a/files/Arshad_Ali_Resume_2026.docx
+++ b/files/Arshad_Ali_Resume_2026.docx
@@ -5,19 +5,31 @@
     <w:p>
       <w:pPr>
         <w:pStyle w:val="Title"/>
-      </w:pPr>
-      <w:r>
+        <w:rPr>
+          <w:sz w:val="40"/>
+          <w:szCs w:val="40"/>
+        </w:rPr>
+      </w:pPr>
+      <w:r>
+        <w:rPr>
+          <w:sz w:val="40"/>
+          <w:szCs w:val="40"/>
+        </w:rPr>
         <w:t>Arshad</w:t>
       </w:r>
       <w:r>
         <w:rPr>
           <w:spacing w:val="-2"/>
+          <w:sz w:val="40"/>
+          <w:szCs w:val="40"/>
         </w:rPr>
         <w:t xml:space="preserve"> </w:t>
       </w:r>
       <w:r>
         <w:rPr>
           <w:spacing w:val="-5"/>
+          <w:sz w:val="40"/>
+          <w:szCs w:val="40"/>
         </w:rPr>
         <w:t>Ali</w:t>
       </w:r>
@@ -27,67 +39,145 @@
         <w:pStyle w:val="BodyText"/>
         <w:spacing w:before="0" w:line="252" w:lineRule="exact"/>
         <w:ind w:left="633"/>
-      </w:pPr>
-      <w:r>
+        <w:rPr>
+          <w:b/>
+          <w:bCs/>
+          <w:spacing w:val="-5"/>
+        </w:rPr>
+      </w:pPr>
+      <w:r>
+        <w:rPr>
+          <w:b/>
+          <w:bCs/>
+        </w:rPr>
         <w:t>Python</w:t>
       </w:r>
       <w:r>
         <w:rPr>
+          <w:b/>
+          <w:bCs/>
           <w:spacing w:val="-4"/>
         </w:rPr>
         <w:t xml:space="preserve"> </w:t>
       </w:r>
       <w:r>
+        <w:rPr>
+          <w:b/>
+          <w:bCs/>
+        </w:rPr>
         <w:t>&amp;</w:t>
       </w:r>
       <w:r>
         <w:rPr>
+          <w:b/>
+          <w:bCs/>
           <w:spacing w:val="-1"/>
         </w:rPr>
         <w:t xml:space="preserve"> </w:t>
       </w:r>
       <w:r>
+        <w:rPr>
+          <w:b/>
+          <w:bCs/>
+        </w:rPr>
         <w:t>Django</w:t>
       </w:r>
       <w:r>
         <w:rPr>
+          <w:b/>
+          <w:bCs/>
           <w:spacing w:val="-2"/>
         </w:rPr>
         <w:t xml:space="preserve"> </w:t>
       </w:r>
       <w:r>
+        <w:rPr>
+          <w:b/>
+          <w:bCs/>
+        </w:rPr>
         <w:t>Developer</w:t>
       </w:r>
       <w:r>
         <w:rPr>
+          <w:b/>
+          <w:bCs/>
           <w:spacing w:val="-1"/>
         </w:rPr>
         <w:t xml:space="preserve"> </w:t>
       </w:r>
       <w:r>
+        <w:rPr>
+          <w:b/>
+          <w:bCs/>
+          <w:spacing w:val="-1"/>
+        </w:rPr>
+        <w:t xml:space="preserve">    </w:t>
+      </w:r>
+      <w:r>
+        <w:rPr>
+          <w:b/>
+          <w:bCs/>
+        </w:rPr>
         <w:t>|</w:t>
       </w:r>
       <w:r>
         <w:rPr>
+          <w:b/>
+          <w:bCs/>
           <w:spacing w:val="-6"/>
         </w:rPr>
         <w:t xml:space="preserve"> </w:t>
       </w:r>
       <w:r>
+        <w:rPr>
+          <w:b/>
+          <w:bCs/>
+          <w:spacing w:val="-6"/>
+        </w:rPr>
+        <w:t xml:space="preserve">  </w:t>
+      </w:r>
+      <w:r>
+        <w:rPr>
+          <w:b/>
+          <w:bCs/>
+        </w:rPr>
         <w:t>•</w:t>
       </w:r>
       <w:r>
         <w:rPr>
+          <w:b/>
+          <w:bCs/>
           <w:spacing w:val="-1"/>
         </w:rPr>
         <w:t xml:space="preserve"> </w:t>
       </w:r>
       <w:r>
         <w:rPr>
+          <w:b/>
+          <w:bCs/>
           <w:spacing w:val="-5"/>
         </w:rPr>
         <w:t>DRF</w:t>
       </w:r>
+      <w:r>
+        <w:rPr>
+          <w:b/>
+          <w:bCs/>
+          <w:spacing w:val="-5"/>
+        </w:rPr>
+        <w:t xml:space="preserve"> </w:t>
+      </w:r>
+    </w:p>
+    <w:p>
+      <w:pPr>
+        <w:pStyle w:val="BodyText"/>
+        <w:spacing w:before="0" w:line="252" w:lineRule="exact"/>
+        <w:ind w:left="633"/>
+        <w:rPr>
+          <w:b/>
+          <w:bCs/>
+        </w:rPr>
+      </w:pPr>
     </w:p>
     <w:p>
       <w:pPr>
@@ -95,8 +185,20 @@
         <w:spacing w:before="2" w:line="252" w:lineRule="exact"/>
         <w:ind w:left="633"/>
       </w:pPr>
-      <w:r>
-        <w:t>Lahore,</w:t>
+      <w:proofErr w:type="gramStart"/>
+      <w:r>
+        <w:rPr>
+          <w:b/>
+          <w:bCs/>
+        </w:rPr>
+        <w:t>Address</w:t>
+      </w:r>
+      <w:r>
+        <w:t xml:space="preserve"> :</w:t>
+      </w:r>
+      <w:proofErr w:type="gramEnd"/>
+      <w:r>
+        <w:t xml:space="preserve"> Lahore,</w:t>
       </w:r>
       <w:r>
         <w:rPr>
@@ -105,7 +207,7 @@
         <w:t xml:space="preserve"> </w:t>
       </w:r>
       <w:r>
-        <w:t>Pakistan</w:t>
+        <w:t xml:space="preserve">Pakistan   </w:t>
       </w:r>
       <w:r>
         <w:rPr>
@@ -120,7 +222,7 @@
         <w:rPr>
           <w:spacing w:val="-4"/>
         </w:rPr>
-        <w:t xml:space="preserve"> </w:t>
+        <w:t xml:space="preserve">    </w:t>
       </w:r>
       <w:r>
         <w:t>+92</w:t>
@@ -141,7 +243,7 @@
         <w:t xml:space="preserve"> </w:t>
       </w:r>
       <w:r>
-        <w:t>1710232</w:t>
+        <w:t xml:space="preserve">1710232   </w:t>
       </w:r>
       <w:r>
         <w:rPr>
@@ -150,7 +252,7 @@
         <w:t xml:space="preserve"> </w:t>
       </w:r>
       <w:r>
-        <w:t>|</w:t>
+        <w:t xml:space="preserve">|   </w:t>
       </w:r>
       <w:r>
         <w:rPr>
@@ -177,6 +279,69 @@
       </w:pPr>
       <w:proofErr w:type="gramStart"/>
       <w:r>
+        <w:rPr>
+          <w:b/>
+          <w:bCs/>
+        </w:rPr>
+        <w:t>Experience</w:t>
+      </w:r>
+      <w:r>
+        <w:t xml:space="preserve"> :</w:t>
+      </w:r>
+      <w:proofErr w:type="gramEnd"/>
+      <w:r>
+        <w:t xml:space="preserve"> </w:t>
+      </w:r>
+      <w:r>
+        <w:rPr>
+          <w:b/>
+          <w:bCs/>
+        </w:rPr>
+        <w:t>2</w:t>
+      </w:r>
+      <w:r>
+        <w:rPr>
+          <w:b/>
+          <w:bCs/>
+        </w:rPr>
+        <w:t xml:space="preserve"> years of</w:t>
+      </w:r>
+      <w:r>
+        <w:rPr>
+          <w:b/>
+          <w:bCs/>
+        </w:rPr>
+        <w:t xml:space="preserve"> </w:t>
+      </w:r>
+      <w:r>
+        <w:t>Industrial</w:t>
+      </w:r>
+      <w:r>
+        <w:t xml:space="preserve"> experience </w:t>
+      </w:r>
+      <w:r>
+        <w:rPr>
+          <w:b/>
+          <w:bCs/>
+        </w:rPr>
+        <w:t xml:space="preserve">+ 3 years </w:t>
+      </w:r>
+      <w:r>
+        <w:t>of hands-on-experience</w:t>
+      </w:r>
+    </w:p>
+    <w:p>
+      <w:pPr>
+        <w:pStyle w:val="BodyText"/>
+        <w:spacing w:before="0" w:line="252" w:lineRule="exact"/>
+        <w:ind w:left="633"/>
+      </w:pPr>
+      <w:proofErr w:type="gramStart"/>
+      <w:r>
+        <w:rPr>
+          <w:b/>
+          <w:bCs/>
+        </w:rPr>
         <w:t>GitHub</w:t>
       </w:r>
       <w:r>
@@ -210,6 +375,13 @@
         <w:t xml:space="preserve"> </w:t>
       </w:r>
       <w:r>
+        <w:rPr>
+          <w:color w:val="0000FF"/>
+          <w:spacing w:val="50"/>
+        </w:rPr>
+        <w:t xml:space="preserve">  </w:t>
+      </w:r>
+      <w:r>
         <w:t>|</w:t>
       </w:r>
       <w:r>
@@ -219,7 +391,20 @@
         <w:t xml:space="preserve"> </w:t>
       </w:r>
       <w:r>
-        <w:t>Portfolio:</w:t>
+        <w:rPr>
+          <w:spacing w:val="-7"/>
+        </w:rPr>
+        <w:t xml:space="preserve">   </w:t>
+      </w:r>
+      <w:r>
+        <w:rPr>
+          <w:b/>
+          <w:bCs/>
+        </w:rPr>
+        <w:t>Portfolio</w:t>
+      </w:r>
+      <w:r>
+        <w:t>:</w:t>
       </w:r>
       <w:r>
         <w:rPr>
@@ -314,10 +499,16 @@
       <w:pPr>
         <w:pStyle w:val="Heading1"/>
         <w:ind w:left="638"/>
+        <w:rPr>
+          <w:sz w:val="24"/>
+          <w:szCs w:val="24"/>
+        </w:rPr>
       </w:pPr>
       <w:r>
         <w:rPr>
           <w:color w:val="000000"/>
+          <w:sz w:val="24"/>
+          <w:szCs w:val="24"/>
           <w:shd w:val="clear" w:color="auto" w:fill="DFDFDF"/>
         </w:rPr>
         <w:t>PROFESSIONAL</w:t>
@@ -326,6 +517,8 @@
         <w:rPr>
           <w:color w:val="000000"/>
           <w:spacing w:val="-7"/>
+          <w:sz w:val="24"/>
+          <w:szCs w:val="24"/>
           <w:shd w:val="clear" w:color="auto" w:fill="DFDFDF"/>
         </w:rPr>
         <w:t xml:space="preserve"> </w:t>
@@ -334,6 +527,8 @@
         <w:rPr>
           <w:color w:val="000000"/>
           <w:spacing w:val="-2"/>
+          <w:sz w:val="24"/>
+          <w:szCs w:val="24"/>
           <w:shd w:val="clear" w:color="auto" w:fill="DFDFDF"/>
         </w:rPr>
         <w:t>SUMMARY</w:t>
@@ -353,7 +548,35 @@
           <w:b/>
           <w:bCs/>
         </w:rPr>
-        <w:t>1 years of experience</w:t>
+        <w:t>2</w:t>
+      </w:r>
+      <w:r>
+        <w:rPr>
+          <w:b/>
+          <w:bCs/>
+        </w:rPr>
+        <w:t xml:space="preserve"> years of</w:t>
+      </w:r>
+      <w:r>
+        <w:rPr>
+          <w:b/>
+          <w:bCs/>
+        </w:rPr>
+        <w:t xml:space="preserve"> professional</w:t>
+      </w:r>
+      <w:r>
+        <w:rPr>
+          <w:b/>
+          <w:bCs/>
+        </w:rPr>
+        <w:t xml:space="preserve"> experience</w:t>
+      </w:r>
+      <w:r>
+        <w:rPr>
+          <w:b/>
+          <w:bCs/>
+        </w:rPr>
+        <w:t xml:space="preserve"> + 3 years of hands-on-experience</w:t>
       </w:r>
       <w:r>
         <w:t xml:space="preserve"> designing and delivering scalable web applications using </w:t>
@@ -399,10 +622,16 @@
       <w:pPr>
         <w:pStyle w:val="Heading1"/>
         <w:ind w:left="631"/>
+        <w:rPr>
+          <w:sz w:val="24"/>
+          <w:szCs w:val="24"/>
+        </w:rPr>
       </w:pPr>
       <w:r>
         <w:rPr>
           <w:color w:val="000000"/>
+          <w:sz w:val="24"/>
+          <w:szCs w:val="24"/>
           <w:shd w:val="clear" w:color="auto" w:fill="DFDFDF"/>
         </w:rPr>
         <w:t>TECHNICAL</w:t>
@@ -411,6 +640,8 @@
         <w:rPr>
           <w:color w:val="000000"/>
           <w:spacing w:val="-7"/>
+          <w:sz w:val="24"/>
+          <w:szCs w:val="24"/>
           <w:shd w:val="clear" w:color="auto" w:fill="DFDFDF"/>
         </w:rPr>
         <w:t xml:space="preserve"> </w:t>
@@ -419,11 +650,17 @@
         <w:rPr>
           <w:color w:val="000000"/>
           <w:spacing w:val="-2"/>
+          <w:sz w:val="24"/>
+          <w:szCs w:val="24"/>
           <w:shd w:val="clear" w:color="auto" w:fill="DFDFDF"/>
         </w:rPr>
         <w:t>SKILLS</w:t>
       </w:r>
       <w:r>
+        <w:rPr>
+          <w:sz w:val="24"/>
+          <w:szCs w:val="24"/>
+        </w:rPr>
         <w:t xml:space="preserve"> </w:t>
       </w:r>
     </w:p>
@@ -478,6 +715,9 @@
       <w:r>
         <w:t xml:space="preserve">: SQLite-3, PostgreSQL  </w:t>
       </w:r>
+      <w:r>
+        <w:t xml:space="preserve"> </w:t>
+      </w:r>
     </w:p>
     <w:p>
       <w:pPr>
@@ -490,16 +730,18 @@
           <w:b/>
           <w:bCs/>
         </w:rPr>
-        <w:t>Frontend</w:t>
-      </w:r>
-      <w:r>
-        <w:t>:  HTML5, CSS3, Tailwind</w:t>
-      </w:r>
-      <w:r>
-        <w:t>,</w:t>
-      </w:r>
-      <w:r>
-        <w:t xml:space="preserve"> CSS </w:t>
+        <w:t>APIs &amp; Integrations:</w:t>
+      </w:r>
+      <w:r>
+        <w:t xml:space="preserve"> Shopify APIs, Google APIs, Social Login, Twilio </w:t>
+      </w:r>
+      <w:proofErr w:type="gramStart"/>
+      <w:r>
+        <w:t>( SMS</w:t>
+      </w:r>
+      <w:proofErr w:type="gramEnd"/>
+      <w:r>
+        <w:t xml:space="preserve"> ), Stripe, WebSocket  </w:t>
       </w:r>
     </w:p>
     <w:p>
@@ -513,70 +755,51 @@
           <w:b/>
           <w:bCs/>
         </w:rPr>
-        <w:t>APIs &amp; Integrations:</w:t>
-      </w:r>
-      <w:r>
-        <w:t xml:space="preserve"> Shopify APIs, Google APIs, Social Login, Twilio </w:t>
+        <w:t xml:space="preserve">Tools &amp; </w:t>
       </w:r>
       <w:proofErr w:type="gramStart"/>
       <w:r>
-        <w:t>( SMS</w:t>
+        <w:rPr>
+          <w:b/>
+          <w:bCs/>
+        </w:rPr>
+        <w:t xml:space="preserve">Technologies </w:t>
+      </w:r>
+      <w:r>
+        <w:t>:</w:t>
       </w:r>
       <w:proofErr w:type="gramEnd"/>
       <w:r>
-        <w:t xml:space="preserve"> ), Stripe, WebSocket  </w:t>
+        <w:t xml:space="preserve"> VS Code, </w:t>
+      </w:r>
+      <w:proofErr w:type="gramStart"/>
+      <w:r>
+        <w:t>PyCharm ,</w:t>
+      </w:r>
+      <w:proofErr w:type="gramEnd"/>
+      <w:r>
+        <w:t xml:space="preserve"> Docker, Postman, GitHub, Slack </w:t>
       </w:r>
     </w:p>
     <w:p>
       <w:pPr>
         <w:pStyle w:val="BodyText"/>
         <w:spacing w:before="62"/>
-        <w:ind w:left="720"/>
-      </w:pPr>
-      <w:r>
-        <w:rPr>
-          <w:b/>
-          <w:bCs/>
-        </w:rPr>
-        <w:t xml:space="preserve">Tools &amp; </w:t>
-      </w:r>
-      <w:proofErr w:type="gramStart"/>
-      <w:r>
-        <w:rPr>
-          <w:b/>
-          <w:bCs/>
-        </w:rPr>
-        <w:t xml:space="preserve">Technologies </w:t>
-      </w:r>
-      <w:r>
-        <w:t>:</w:t>
-      </w:r>
-      <w:proofErr w:type="gramEnd"/>
-      <w:r>
-        <w:t xml:space="preserve"> VS Code, </w:t>
-      </w:r>
-      <w:proofErr w:type="gramStart"/>
-      <w:r>
-        <w:t>PyCharm ,</w:t>
-      </w:r>
-      <w:proofErr w:type="gramEnd"/>
-      <w:r>
-        <w:t xml:space="preserve"> Docker, Postman, GitHub, Slack </w:t>
-      </w:r>
-    </w:p>
-    <w:p>
-      <w:pPr>
-        <w:pStyle w:val="BodyText"/>
-        <w:spacing w:before="62"/>
       </w:pPr>
     </w:p>
     <w:p>
       <w:pPr>
         <w:pStyle w:val="Heading1"/>
+        <w:rPr>
+          <w:sz w:val="24"/>
+          <w:szCs w:val="24"/>
+        </w:rPr>
       </w:pPr>
       <w:r>
         <w:rPr>
           <w:color w:val="000000"/>
+          <w:sz w:val="24"/>
+          <w:szCs w:val="24"/>
           <w:shd w:val="clear" w:color="auto" w:fill="DFDFDF"/>
         </w:rPr>
         <w:t>PROFESSIONAL</w:t>
@@ -585,6 +808,8 @@
         <w:rPr>
           <w:color w:val="000000"/>
           <w:spacing w:val="-7"/>
+          <w:sz w:val="24"/>
+          <w:szCs w:val="24"/>
           <w:shd w:val="clear" w:color="auto" w:fill="DFDFDF"/>
         </w:rPr>
         <w:t xml:space="preserve"> </w:t>
@@ -593,9 +818,70 @@
         <w:rPr>
           <w:color w:val="000000"/>
           <w:spacing w:val="-2"/>
+          <w:sz w:val="24"/>
+          <w:szCs w:val="24"/>
           <w:shd w:val="clear" w:color="auto" w:fill="DFDFDF"/>
         </w:rPr>
         <w:t>EXPERIENCE</w:t>
+      </w:r>
+    </w:p>
+    <w:p>
+      <w:pPr>
+        <w:pStyle w:val="BodyText"/>
+        <w:spacing w:before="60" w:after="60" w:line="252" w:lineRule="exact"/>
+        <w:ind w:left="634"/>
+      </w:pPr>
+      <w:proofErr w:type="gramStart"/>
+      <w:r>
+        <w:rPr>
+          <w:b/>
+          <w:bCs/>
+        </w:rPr>
+        <w:t>Experience</w:t>
+      </w:r>
+      <w:r>
+        <w:t xml:space="preserve"> :</w:t>
+      </w:r>
+      <w:proofErr w:type="gramEnd"/>
+      <w:r>
+        <w:t xml:space="preserve"> </w:t>
+      </w:r>
+      <w:r>
+        <w:rPr>
+          <w:b/>
+          <w:bCs/>
+        </w:rPr>
+        <w:t>2</w:t>
+      </w:r>
+      <w:r>
+        <w:rPr>
+          <w:b/>
+          <w:bCs/>
+        </w:rPr>
+        <w:t xml:space="preserve"> years of</w:t>
+      </w:r>
+      <w:r>
+        <w:rPr>
+          <w:b/>
+          <w:bCs/>
+        </w:rPr>
+        <w:t xml:space="preserve"> </w:t>
+      </w:r>
+      <w:r>
+        <w:t>Industrial</w:t>
+      </w:r>
+      <w:r>
+        <w:t xml:space="preserve"> experience </w:t>
+      </w:r>
+      <w:r>
+        <w:rPr>
+          <w:b/>
+          <w:bCs/>
+        </w:rPr>
+        <w:t xml:space="preserve">+ 3 years </w:t>
+      </w:r>
+      <w:r>
+        <w:t>of hands-on-experience</w:t>
       </w:r>
     </w:p>
     <w:p>
@@ -610,7 +896,19 @@
         <w:rPr>
           <w:b/>
         </w:rPr>
-        <w:t xml:space="preserve">Web Application Developer – Micro Data Tech Solutions (Dec - </w:t>
+        <w:t>Web Application Developer – Micro Data Tech Solutions (</w:t>
+      </w:r>
+      <w:r>
+        <w:rPr>
+          <w:b/>
+        </w:rPr>
+        <w:t>Jun</w:t>
+      </w:r>
+      <w:r>
+        <w:rPr>
+          <w:b/>
+        </w:rPr>
+        <w:t xml:space="preserve"> - </w:t>
       </w:r>
       <w:proofErr w:type="gramStart"/>
       <w:r>
@@ -678,7 +976,19 @@
         <w:rPr>
           <w:bCs/>
         </w:rPr>
-        <w:t xml:space="preserve">Integrated third-party services including Stripe and SMS gateways </w:t>
+        <w:t>Integrated third-party services including Stripe and SMS gateways</w:t>
+      </w:r>
+      <w:r>
+        <w:rPr>
+          <w:bCs/>
+        </w:rPr>
+        <w:t>.</w:t>
+      </w:r>
+      <w:r>
+        <w:rPr>
+          <w:bCs/>
+        </w:rPr>
+        <w:t xml:space="preserve"> </w:t>
       </w:r>
     </w:p>
     <w:p>
@@ -751,7 +1061,31 @@
         <w:rPr>
           <w:b/>
         </w:rPr>
-        <w:t xml:space="preserve"> Internship (Aug - 2024 – Oct - 2024)  </w:t>
+        <w:t xml:space="preserve"> Internship (</w:t>
+      </w:r>
+      <w:r>
+        <w:rPr>
+          <w:b/>
+        </w:rPr>
+        <w:t>Mar</w:t>
+      </w:r>
+      <w:r>
+        <w:rPr>
+          <w:b/>
+        </w:rPr>
+        <w:t xml:space="preserve"> - 2024 – </w:t>
+      </w:r>
+      <w:r>
+        <w:rPr>
+          <w:b/>
+        </w:rPr>
+        <w:t>Jun</w:t>
+      </w:r>
+      <w:r>
+        <w:rPr>
+          <w:b/>
+        </w:rPr>
+        <w:t xml:space="preserve"> - 2024)  </w:t>
       </w:r>
     </w:p>
     <w:p>
@@ -811,6 +1145,8 @@
         <w:rPr>
           <w:b/>
           <w:bCs/>
+          <w:sz w:val="24"/>
+          <w:szCs w:val="24"/>
         </w:rPr>
       </w:pPr>
       <w:r>
@@ -818,6 +1154,8 @@
           <w:b/>
           <w:bCs/>
           <w:color w:val="000000"/>
+          <w:sz w:val="24"/>
+          <w:szCs w:val="24"/>
           <w:shd w:val="clear" w:color="auto" w:fill="DFDFDF"/>
         </w:rPr>
         <w:t xml:space="preserve">KEY </w:t>
@@ -828,6 +1166,8 @@
           <w:bCs/>
           <w:color w:val="000000"/>
           <w:spacing w:val="-2"/>
+          <w:sz w:val="24"/>
+          <w:szCs w:val="24"/>
           <w:shd w:val="clear" w:color="auto" w:fill="DFDFDF"/>
         </w:rPr>
         <w:t>PROJECTS</w:t>
@@ -857,6 +1197,16 @@
           <w:sz w:val="20"/>
           <w:szCs w:val="20"/>
         </w:rPr>
+        <w:t xml:space="preserve"> </w:t>
+      </w:r>
+      <w:r>
+        <w:rPr>
+          <w:rFonts w:asciiTheme="majorBidi" w:hAnsiTheme="majorBidi" w:cstheme="majorBidi"/>
+          <w:b/>
+          <w:bCs/>
+          <w:sz w:val="20"/>
+          <w:szCs w:val="20"/>
+        </w:rPr>
         <w:t>Prior Cash –</w:t>
       </w:r>
       <w:r>
@@ -933,6 +1283,16 @@
           <w:szCs w:val="20"/>
         </w:rPr>
       </w:pPr>
+      <w:r>
+        <w:rPr>
+          <w:rFonts w:asciiTheme="majorBidi" w:hAnsiTheme="majorBidi" w:cstheme="majorBidi"/>
+          <w:b/>
+          <w:bCs/>
+          <w:sz w:val="20"/>
+          <w:szCs w:val="20"/>
+        </w:rPr>
+        <w:t xml:space="preserve"> </w:t>
+      </w:r>
       <w:r>
         <w:rPr>
           <w:rFonts w:asciiTheme="majorBidi" w:hAnsiTheme="majorBidi" w:cstheme="majorBidi"/>
@@ -1020,7 +1380,7 @@
         </w:tabs>
       </w:pPr>
       <w:r>
-        <w:t>Gaming</w:t>
+        <w:t xml:space="preserve"> Gaming</w:t>
       </w:r>
       <w:r>
         <w:rPr>
@@ -1090,6 +1450,58 @@
           <w:spacing w:val="-2"/>
         </w:rPr>
         <w:t xml:space="preserve"> frontend</w:t>
+      </w:r>
+    </w:p>
+    <w:p>
+      <w:pPr>
+        <w:pStyle w:val="ListParagraph"/>
+        <w:numPr>
+          <w:ilvl w:val="0"/>
+          <w:numId w:val="1"/>
+        </w:numPr>
+        <w:tabs>
+          <w:tab w:val="left" w:pos="1005"/>
+        </w:tabs>
+      </w:pPr>
+      <w:r>
+        <w:rPr>
+          <w:spacing w:val="-2"/>
+        </w:rPr>
+        <w:t xml:space="preserve"> </w:t>
+      </w:r>
+      <w:r>
+        <w:rPr>
+          <w:spacing w:val="-2"/>
+        </w:rPr>
+        <w:t xml:space="preserve">Online Prize </w:t>
+      </w:r>
+      <w:proofErr w:type="spellStart"/>
+      <w:r>
+        <w:rPr>
+          <w:spacing w:val="-2"/>
+        </w:rPr>
+        <w:t>Wining</w:t>
+      </w:r>
+      <w:proofErr w:type="spellEnd"/>
+      <w:r>
+        <w:rPr>
+          <w:spacing w:val="-2"/>
+        </w:rPr>
+        <w:t xml:space="preserve"> platform – Django </w:t>
+      </w:r>
+      <w:proofErr w:type="gramStart"/>
+      <w:r>
+        <w:rPr>
+          <w:spacing w:val="-2"/>
+        </w:rPr>
+        <w:t>backend ,</w:t>
+      </w:r>
+      <w:proofErr w:type="gramEnd"/>
+      <w:r>
+        <w:rPr>
+          <w:spacing w:val="-2"/>
+        </w:rPr>
+        <w:t xml:space="preserve"> HTML frontend </w:t>
       </w:r>
     </w:p>
     <w:p>
@@ -1105,7 +1517,7 @@
         <w:spacing w:before="38"/>
       </w:pPr>
       <w:r>
-        <w:t>Transport</w:t>
+        <w:t xml:space="preserve"> Transport</w:t>
       </w:r>
       <w:r>
         <w:rPr>
@@ -1191,7 +1603,7 @@
         <w:ind w:left="976" w:hanging="331"/>
       </w:pPr>
       <w:r>
-        <w:t>Online</w:t>
+        <w:t xml:space="preserve">  Online</w:t>
       </w:r>
       <w:r>
         <w:rPr>
@@ -1277,7 +1689,7 @@
         <w:ind w:left="976" w:hanging="331"/>
       </w:pPr>
       <w:r>
-        <w:t>Blog</w:t>
+        <w:t xml:space="preserve">  Blog</w:t>
       </w:r>
       <w:r>
         <w:rPr>
@@ -1342,7 +1754,7 @@
         <w:ind w:left="976" w:hanging="331"/>
       </w:pPr>
       <w:r>
-        <w:t>Pharmacy</w:t>
+        <w:t xml:space="preserve">  Pharmacy</w:t>
       </w:r>
       <w:r>
         <w:rPr>
@@ -1404,7 +1816,7 @@
         <w:ind w:left="976" w:hanging="331"/>
       </w:pPr>
       <w:r>
-        <w:t>Social</w:t>
+        <w:t xml:space="preserve">  Social</w:t>
       </w:r>
       <w:r>
         <w:rPr>
@@ -1466,7 +1878,7 @@
         <w:ind w:left="976" w:hanging="331"/>
       </w:pPr>
       <w:r>
-        <w:t>POS</w:t>
+        <w:t xml:space="preserve">  POS</w:t>
       </w:r>
       <w:r>
         <w:rPr>
@@ -1564,11 +1976,17 @@
     <w:p>
       <w:pPr>
         <w:pStyle w:val="Heading1"/>
+        <w:rPr>
+          <w:sz w:val="24"/>
+          <w:szCs w:val="24"/>
+        </w:rPr>
       </w:pPr>
       <w:r>
         <w:rPr>
           <w:color w:val="000000"/>
           <w:spacing w:val="-2"/>
+          <w:sz w:val="24"/>
+          <w:szCs w:val="24"/>
           <w:shd w:val="clear" w:color="auto" w:fill="DFDFDF"/>
         </w:rPr>
         <w:t>EDUCATION</w:t>
@@ -1624,6 +2042,12 @@
         </w:rPr>
         <w:t xml:space="preserve"> </w:t>
       </w:r>
+      <w:r>
+        <w:rPr>
+          <w:spacing w:val="-2"/>
+        </w:rPr>
+        <w:t>– (Mar – 2023)</w:t>
+      </w:r>
     </w:p>
     <w:p>
       <w:pPr>
@@ -1666,10 +2090,14 @@
         </w:rPr>
         <w:t xml:space="preserve"> </w:t>
       </w:r>
+      <w:proofErr w:type="gramStart"/>
       <w:r>
         <w:t>BZU</w:t>
       </w:r>
       <w:r>
+        <w:t xml:space="preserve">, </w:t>
+      </w:r>
+      <w:r>
         <w:rPr>
           <w:spacing w:val="-6"/>
         </w:rPr>
@@ -1680,6 +2108,19 @@
           <w:spacing w:val="-2"/>
         </w:rPr>
         <w:t>Multan</w:t>
+      </w:r>
+      <w:proofErr w:type="gramEnd"/>
+      <w:r>
+        <w:rPr>
+          <w:spacing w:val="-2"/>
+        </w:rPr>
+        <w:t xml:space="preserve"> </w:t>
+      </w:r>
+      <w:r>
+        <w:rPr>
+          <w:spacing w:val="-2"/>
+        </w:rPr>
+        <w:t>– (Dec – 2020)</w:t>
       </w:r>
     </w:p>
     <w:p>
@@ -1691,10 +2132,16 @@
     <w:p>
       <w:pPr>
         <w:pStyle w:val="Heading1"/>
+        <w:rPr>
+          <w:sz w:val="24"/>
+          <w:szCs w:val="24"/>
+        </w:rPr>
       </w:pPr>
       <w:r>
         <w:rPr>
           <w:color w:val="000000"/>
+          <w:sz w:val="24"/>
+          <w:szCs w:val="24"/>
           <w:shd w:val="clear" w:color="auto" w:fill="DFDFDF"/>
         </w:rPr>
         <w:t>SOFT</w:t>
@@ -1703,6 +2150,8 @@
         <w:rPr>
           <w:color w:val="000000"/>
           <w:spacing w:val="-3"/>
+          <w:sz w:val="24"/>
+          <w:szCs w:val="24"/>
           <w:shd w:val="clear" w:color="auto" w:fill="DFDFDF"/>
         </w:rPr>
         <w:t xml:space="preserve"> </w:t>
@@ -1711,6 +2160,8 @@
         <w:rPr>
           <w:color w:val="000000"/>
           <w:spacing w:val="-2"/>
+          <w:sz w:val="24"/>
+          <w:szCs w:val="24"/>
           <w:shd w:val="clear" w:color="auto" w:fill="DFDFDF"/>
         </w:rPr>
         <w:t>SKILLS</w:t>
@@ -2380,17 +2831,17 @@
   <w:abstractNum w:abstractNumId="2" w15:restartNumberingAfterBreak="0">
     <w:nsid w:val="1E030234"/>
     <w:multiLevelType w:val="hybridMultilevel"/>
-    <w:tmpl w:val="5ADC0076"/>
-    <w:lvl w:ilvl="0" w:tplc="168C7C0C">
+    <w:tmpl w:val="87CC3BAC"/>
+    <w:lvl w:ilvl="0" w:tplc="C53066EA">
       <w:start w:val="1"/>
       <w:numFmt w:val="decimal"/>
-      <w:lvlText w:val="%1"/>
+      <w:lvlText w:val="%1."/>
       <w:lvlJc w:val="left"/>
       <w:pPr>
         <w:ind w:left="1005" w:hanging="360"/>
       </w:pPr>
       <w:rPr>
-        <w:rFonts w:ascii="Times New Roman" w:eastAsia="Times New Roman" w:hAnsi="Times New Roman" w:cs="Times New Roman" w:hint="default"/>
+        <w:rFonts w:asciiTheme="majorBidi" w:eastAsia="Times New Roman" w:hAnsiTheme="majorBidi" w:cstheme="majorBidi"/>
         <w:b w:val="0"/>
         <w:bCs w:val="0"/>
         <w:i w:val="0"/>
@@ -3434,7 +3885,6 @@
   <w:style w:type="character" w:default="1" w:styleId="DefaultParagraphFont">
     <w:name w:val="Default Paragraph Font"/>
     <w:uiPriority w:val="1"/>
-    <w:semiHidden/>
     <w:unhideWhenUsed/>
   </w:style>
   <w:style w:type="table" w:default="1" w:styleId="TableNormal">
@@ -3461,6 +3911,7 @@
   <w:style w:type="paragraph" w:styleId="BodyText">
     <w:name w:val="Body Text"/>
     <w:basedOn w:val="Normal"/>
+    <w:link w:val="BodyTextChar"/>
     <w:uiPriority w:val="1"/>
     <w:qFormat/>
     <w:pPr>
@@ -3498,6 +3949,16 @@
     <w:basedOn w:val="Normal"/>
     <w:uiPriority w:val="1"/>
     <w:qFormat/>
+  </w:style>
+  <w:style w:type="character" w:customStyle="1" w:styleId="BodyTextChar">
+    <w:name w:val="Body Text Char"/>
+    <w:basedOn w:val="DefaultParagraphFont"/>
+    <w:link w:val="BodyText"/>
+    <w:uiPriority w:val="1"/>
+    <w:rsid w:val="00E8111C"/>
+    <w:rPr>
+      <w:rFonts w:ascii="Times New Roman" w:eastAsia="Times New Roman" w:hAnsi="Times New Roman" w:cs="Times New Roman"/>
+    </w:rPr>
   </w:style>
 </w:styles>
 </file>
